--- a/Crm/CreateDocuments/TempDoc/forma_soglasiia.docx
+++ b/Crm/CreateDocuments/TempDoc/forma_soglasiia.docx
@@ -198,7 +198,6 @@
           <w:b/>
           <w:sz w:val="24"/>
           <w:szCs w:val="24"/>
-          <w:lang w:val="en-US"/>
         </w:rPr>
       </w:pPr>
       <w:r>
@@ -207,10 +206,11 @@
           <w:b/>
           <w:sz w:val="24"/>
           <w:szCs w:val="24"/>
-          <w:lang w:val="en-US"/>
-        </w:rPr>
-        <w:t>!1!</w:t>
-      </w:r>
+        </w:rPr>
+        <w:t>!201!</w:t>
+      </w:r>
+      <w:bookmarkStart w:id="0" w:name="_GoBack"/>
+      <w:bookmarkEnd w:id="0"/>
     </w:p>
     <w:p>
       <w:pPr>
@@ -329,7 +329,25 @@
                 <w:szCs w:val="20"/>
                 <w:u w:val="single"/>
               </w:rPr>
-              <w:t>!2!   !3! года рождения</w:t>
+              <w:t>!2!</w:t>
+            </w:r>
+            <w:r>
+              <w:rPr>
+                <w:rFonts w:ascii="Times New Roman" w:hAnsi="Times New Roman" w:cs="Times New Roman"/>
+                <w:sz w:val="20"/>
+                <w:szCs w:val="20"/>
+                <w:u w:val="single"/>
+              </w:rPr>
+              <w:t>,</w:t>
+            </w:r>
+            <w:r>
+              <w:rPr>
+                <w:rFonts w:ascii="Times New Roman" w:hAnsi="Times New Roman" w:cs="Times New Roman"/>
+                <w:sz w:val="20"/>
+                <w:szCs w:val="20"/>
+                <w:u w:val="single"/>
+              </w:rPr>
+              <w:t xml:space="preserve"> !3! года рождения</w:t>
             </w:r>
             <w:r>
               <w:rPr>
@@ -786,7 +804,27 @@
           <w:szCs w:val="18"/>
           <w:u w:val="single"/>
         </w:rPr>
-        <w:t>!1!</w:t>
+        <w:t>!</w:t>
+      </w:r>
+      <w:r>
+        <w:rPr>
+          <w:rFonts w:ascii="Consolas" w:hAnsi="Consolas"/>
+          <w:color w:val="000000"/>
+          <w:sz w:val="18"/>
+          <w:szCs w:val="18"/>
+          <w:u w:val="single"/>
+        </w:rPr>
+        <w:t>201</w:t>
+      </w:r>
+      <w:r>
+        <w:rPr>
+          <w:rFonts w:ascii="Consolas" w:hAnsi="Consolas"/>
+          <w:color w:val="000000"/>
+          <w:sz w:val="18"/>
+          <w:szCs w:val="18"/>
+          <w:u w:val="single"/>
+        </w:rPr>
+        <w:t>!</w:t>
       </w:r>
     </w:p>
     <w:p>
@@ -1366,7 +1404,27 @@
           <w:szCs w:val="18"/>
           <w:u w:val="single"/>
         </w:rPr>
-        <w:t>!1!</w:t>
+        <w:t>!</w:t>
+      </w:r>
+      <w:r>
+        <w:rPr>
+          <w:rFonts w:ascii="Consolas" w:hAnsi="Consolas"/>
+          <w:color w:val="000000"/>
+          <w:sz w:val="18"/>
+          <w:szCs w:val="18"/>
+          <w:u w:val="single"/>
+        </w:rPr>
+        <w:t>20</w:t>
+      </w:r>
+      <w:r>
+        <w:rPr>
+          <w:rFonts w:ascii="Consolas" w:hAnsi="Consolas"/>
+          <w:color w:val="000000"/>
+          <w:sz w:val="18"/>
+          <w:szCs w:val="18"/>
+          <w:u w:val="single"/>
+        </w:rPr>
+        <w:t>1!</w:t>
       </w:r>
     </w:p>
     <w:p>
@@ -1417,7 +1475,6 @@
           <w:rFonts w:ascii="Times New Roman" w:hAnsi="Times New Roman" w:cs="Times New Roman"/>
           <w:sz w:val="18"/>
           <w:szCs w:val="18"/>
-          <w:lang w:val="en-US"/>
         </w:rPr>
         <w:t>_______________</w:t>
       </w:r>
@@ -2582,7 +2639,21 @@
           <w:sz w:val="18"/>
           <w:szCs w:val="18"/>
         </w:rPr>
-        <w:t xml:space="preserve"> (!5!)</w:t>
+        <w:t xml:space="preserve"> (!</w:t>
+      </w:r>
+      <w:r>
+        <w:rPr>
+          <w:sz w:val="18"/>
+          <w:szCs w:val="18"/>
+        </w:rPr>
+        <w:t>102</w:t>
+      </w:r>
+      <w:r>
+        <w:rPr>
+          <w:sz w:val="18"/>
+          <w:szCs w:val="18"/>
+        </w:rPr>
+        <w:t>!)</w:t>
       </w:r>
     </w:p>
     <w:p>
@@ -2686,8 +2757,6 @@
           <w:szCs w:val="18"/>
         </w:rPr>
       </w:pPr>
-      <w:bookmarkStart w:id="0" w:name="_GoBack"/>
-      <w:bookmarkEnd w:id="0"/>
     </w:p>
     <w:sectPr>
       <w:headerReference w:type="default" r:id="rId7"/>

--- a/Crm/CreateDocuments/TempDoc/forma_soglasiia.docx
+++ b/Crm/CreateDocuments/TempDoc/forma_soglasiia.docx
@@ -209,8 +209,6 @@
         </w:rPr>
         <w:t>!201!</w:t>
       </w:r>
-      <w:bookmarkStart w:id="0" w:name="_GoBack"/>
-      <w:bookmarkEnd w:id="0"/>
     </w:p>
     <w:p>
       <w:pPr>
@@ -794,572 +792,201 @@
           <w:szCs w:val="18"/>
           <w:u w:val="single"/>
         </w:rPr>
-        <w:t xml:space="preserve">     </w:t>
-      </w:r>
-      <w:r>
+        <w:t>!201!</w:t>
+      </w:r>
+    </w:p>
+    <w:p>
+      <w:pPr>
+        <w:ind w:right="-1"/>
+        <w:rPr>
+          <w:rFonts w:ascii="Times New Roman" w:hAnsi="Times New Roman" w:cs="Times New Roman"/>
+          <w:sz w:val="18"/>
+          <w:szCs w:val="18"/>
+        </w:rPr>
+      </w:pPr>
+      <w:r>
+        <w:rPr>
+          <w:rFonts w:ascii="Times New Roman" w:hAnsi="Times New Roman" w:cs="Times New Roman"/>
+          <w:sz w:val="18"/>
+          <w:szCs w:val="18"/>
+        </w:rPr>
+        <w:t xml:space="preserve">                                                     (указывается полное официальное наименование медицинской организации)</w:t>
+      </w:r>
+    </w:p>
+    <w:p>
+      <w:pPr>
+        <w:jc w:val="both"/>
+        <w:rPr>
+          <w:rFonts w:ascii="Times New Roman" w:hAnsi="Times New Roman" w:cs="Times New Roman"/>
+          <w:sz w:val="18"/>
+          <w:szCs w:val="18"/>
+        </w:rPr>
+      </w:pPr>
+      <w:r>
+        <w:rPr>
+          <w:rFonts w:ascii="Times New Roman" w:hAnsi="Times New Roman" w:cs="Times New Roman"/>
+          <w:sz w:val="18"/>
+          <w:szCs w:val="18"/>
+        </w:rPr>
+        <w:t xml:space="preserve"> </w:t>
+      </w:r>
+      <w:r>
+        <w:rPr>
+          <w:rFonts w:ascii="Times New Roman" w:hAnsi="Times New Roman" w:cs="Times New Roman"/>
+          <w:sz w:val="18"/>
+          <w:szCs w:val="18"/>
+        </w:rPr>
+        <w:t>(далее – Медицинская организация)</w:t>
+      </w:r>
+      <w:r>
+        <w:rPr>
+          <w:rFonts w:ascii="Times New Roman" w:hAnsi="Times New Roman" w:cs="Times New Roman"/>
+          <w:sz w:val="18"/>
+          <w:szCs w:val="18"/>
+        </w:rPr>
+        <w:t xml:space="preserve"> </w:t>
+      </w:r>
+      <w:r>
+        <w:rPr>
+          <w:rFonts w:ascii="Times New Roman" w:eastAsia="Times New Roman" w:hAnsi="Times New Roman" w:cs="Times New Roman"/>
+          <w:color w:val="auto"/>
+          <w:sz w:val="18"/>
+          <w:szCs w:val="18"/>
+          <w:lang w:bidi="ar-SA"/>
+        </w:rPr>
+        <w:t>свое согласие (далее – Согласие)</w:t>
+      </w:r>
+      <w:r>
+        <w:rPr>
+          <w:rFonts w:ascii="Times New Roman" w:hAnsi="Times New Roman" w:cs="Times New Roman"/>
+          <w:sz w:val="18"/>
+          <w:szCs w:val="18"/>
+        </w:rPr>
+        <w:t>:</w:t>
+      </w:r>
+    </w:p>
+    <w:p>
+      <w:pPr>
+        <w:ind w:firstLine="708"/>
+        <w:jc w:val="both"/>
+        <w:rPr>
+          <w:rFonts w:ascii="Times New Roman" w:eastAsia="Times New Roman" w:hAnsi="Times New Roman" w:cs="Times New Roman"/>
+          <w:color w:val="auto"/>
+          <w:sz w:val="18"/>
+          <w:szCs w:val="18"/>
+          <w:lang w:bidi="ar-SA"/>
+        </w:rPr>
+      </w:pPr>
+      <w:r>
+        <w:rPr>
+          <w:rFonts w:ascii="Times New Roman" w:eastAsia="Times New Roman" w:hAnsi="Times New Roman" w:cs="Times New Roman"/>
+          <w:color w:val="auto"/>
+          <w:sz w:val="18"/>
+          <w:szCs w:val="18"/>
+          <w:lang w:bidi="ar-SA"/>
+        </w:rPr>
+        <w:t>1) На следующие виды</w:t>
+      </w:r>
+      <w:r>
+        <w:rPr>
+          <w:rFonts w:ascii="Times New Roman" w:eastAsia="Times New Roman" w:hAnsi="Times New Roman" w:cs="Times New Roman"/>
+          <w:color w:val="auto"/>
+          <w:sz w:val="18"/>
+          <w:szCs w:val="18"/>
+          <w:lang w:bidi="ar-SA"/>
+        </w:rPr>
+        <w:t xml:space="preserve"> </w:t>
+      </w:r>
+      <w:r>
+        <w:rPr>
+          <w:rFonts w:ascii="Times New Roman" w:eastAsia="Times New Roman" w:hAnsi="Times New Roman" w:cs="Times New Roman"/>
+          <w:color w:val="auto"/>
+          <w:sz w:val="18"/>
+          <w:szCs w:val="18"/>
+          <w:lang w:bidi="ar-SA"/>
+        </w:rPr>
+        <w:t>медицинских вмешательств</w:t>
+      </w:r>
+      <w:r>
+        <w:rPr>
+          <w:rFonts w:ascii="Times New Roman" w:eastAsia="Times New Roman" w:hAnsi="Times New Roman" w:cs="Times New Roman"/>
+          <w:color w:val="auto"/>
+          <w:sz w:val="18"/>
+          <w:szCs w:val="18"/>
+          <w:lang w:bidi="ar-SA"/>
+        </w:rPr>
+        <w:t>:</w:t>
+      </w:r>
+    </w:p>
+    <w:p>
+      <w:pPr>
+        <w:ind w:firstLine="708"/>
+        <w:jc w:val="both"/>
+        <w:rPr>
+          <w:rFonts w:ascii="Times New Roman" w:eastAsia="Times New Roman" w:hAnsi="Times New Roman" w:cs="Times New Roman"/>
+          <w:color w:val="auto"/>
+          <w:sz w:val="18"/>
+          <w:szCs w:val="18"/>
+          <w:lang w:bidi="ar-SA"/>
+        </w:rPr>
+      </w:pPr>
+    </w:p>
+    <w:p>
+      <w:pPr>
+        <w:widowControl/>
+        <w:tabs>
+          <w:tab w:val="left" w:pos="916"/>
+          <w:tab w:val="left" w:pos="1832"/>
+          <w:tab w:val="left" w:pos="2748"/>
+          <w:tab w:val="left" w:pos="3664"/>
+          <w:tab w:val="left" w:pos="4580"/>
+          <w:tab w:val="left" w:pos="5496"/>
+          <w:tab w:val="left" w:pos="6412"/>
+          <w:tab w:val="left" w:pos="7328"/>
+          <w:tab w:val="left" w:pos="8244"/>
+          <w:tab w:val="left" w:pos="9160"/>
+          <w:tab w:val="left" w:pos="10076"/>
+          <w:tab w:val="left" w:pos="10992"/>
+          <w:tab w:val="left" w:pos="11908"/>
+          <w:tab w:val="left" w:pos="12824"/>
+          <w:tab w:val="left" w:pos="13740"/>
+          <w:tab w:val="left" w:pos="14656"/>
+        </w:tabs>
+        <w:rPr>
+          <w:rFonts w:ascii="Consolas" w:eastAsia="Times New Roman" w:hAnsi="Consolas" w:cs="Courier New"/>
+          <w:sz w:val="18"/>
+          <w:szCs w:val="18"/>
+          <w:lang w:bidi="ar-SA"/>
+        </w:rPr>
+      </w:pPr>
+      <w:r>
+        <w:rPr>
+          <w:rFonts w:ascii="Consolas" w:eastAsia="Times New Roman" w:hAnsi="Consolas" w:cs="Courier New"/>
+          <w:sz w:val="18"/>
+          <w:szCs w:val="18"/>
+          <w:lang w:bidi="ar-SA"/>
+        </w:rPr>
+        <w:t>!301!</w:t>
+      </w:r>
+    </w:p>
+    <w:p>
+      <w:pPr>
+        <w:pStyle w:val="HTML"/>
+        <w:rPr>
+          <w:rFonts w:ascii="Times New Roman" w:hAnsi="Times New Roman" w:cs="Times New Roman"/>
+          <w:sz w:val="18"/>
+          <w:szCs w:val="18"/>
+        </w:rPr>
+      </w:pPr>
+    </w:p>
+    <w:p>
+      <w:pPr>
+        <w:pStyle w:val="HTML"/>
         <w:rPr>
           <w:rFonts w:ascii="Consolas" w:hAnsi="Consolas"/>
           <w:color w:val="000000"/>
           <w:sz w:val="18"/>
           <w:szCs w:val="18"/>
-          <w:u w:val="single"/>
-        </w:rPr>
-        <w:t>!</w:t>
-      </w:r>
-      <w:r>
-        <w:rPr>
-          <w:rFonts w:ascii="Consolas" w:hAnsi="Consolas"/>
-          <w:color w:val="000000"/>
-          <w:sz w:val="18"/>
-          <w:szCs w:val="18"/>
-          <w:u w:val="single"/>
-        </w:rPr>
-        <w:t>201</w:t>
-      </w:r>
-      <w:r>
-        <w:rPr>
-          <w:rFonts w:ascii="Consolas" w:hAnsi="Consolas"/>
-          <w:color w:val="000000"/>
-          <w:sz w:val="18"/>
-          <w:szCs w:val="18"/>
-          <w:u w:val="single"/>
-        </w:rPr>
-        <w:t>!</w:t>
-      </w:r>
-    </w:p>
-    <w:p>
-      <w:pPr>
-        <w:ind w:right="-1"/>
-        <w:rPr>
-          <w:rFonts w:ascii="Times New Roman" w:hAnsi="Times New Roman" w:cs="Times New Roman"/>
-          <w:sz w:val="18"/>
-          <w:szCs w:val="18"/>
-        </w:rPr>
-      </w:pPr>
-      <w:r>
-        <w:rPr>
-          <w:rFonts w:ascii="Times New Roman" w:hAnsi="Times New Roman" w:cs="Times New Roman"/>
-          <w:sz w:val="18"/>
-          <w:szCs w:val="18"/>
-        </w:rPr>
-        <w:t xml:space="preserve">                                                     (указывается полное официальное наименование медицинской организации)</w:t>
-      </w:r>
-    </w:p>
-    <w:p>
-      <w:pPr>
-        <w:jc w:val="both"/>
-        <w:rPr>
-          <w:rFonts w:ascii="Times New Roman" w:hAnsi="Times New Roman" w:cs="Times New Roman"/>
-          <w:sz w:val="18"/>
-          <w:szCs w:val="18"/>
-        </w:rPr>
-      </w:pPr>
-      <w:r>
-        <w:rPr>
-          <w:rFonts w:ascii="Times New Roman" w:hAnsi="Times New Roman" w:cs="Times New Roman"/>
-          <w:sz w:val="18"/>
-          <w:szCs w:val="18"/>
-        </w:rPr>
-        <w:t xml:space="preserve"> </w:t>
-      </w:r>
-      <w:r>
-        <w:rPr>
-          <w:rFonts w:ascii="Times New Roman" w:hAnsi="Times New Roman" w:cs="Times New Roman"/>
-          <w:sz w:val="18"/>
-          <w:szCs w:val="18"/>
-        </w:rPr>
-        <w:t>(далее – Медицинская организация)</w:t>
-      </w:r>
-      <w:r>
-        <w:rPr>
-          <w:rFonts w:ascii="Times New Roman" w:hAnsi="Times New Roman" w:cs="Times New Roman"/>
-          <w:sz w:val="18"/>
-          <w:szCs w:val="18"/>
-        </w:rPr>
-        <w:t xml:space="preserve"> </w:t>
-      </w:r>
-      <w:r>
-        <w:rPr>
-          <w:rFonts w:ascii="Times New Roman" w:eastAsia="Times New Roman" w:hAnsi="Times New Roman" w:cs="Times New Roman"/>
-          <w:color w:val="auto"/>
-          <w:sz w:val="18"/>
-          <w:szCs w:val="18"/>
-          <w:lang w:bidi="ar-SA"/>
-        </w:rPr>
-        <w:t>свое согласие (далее – Согласие)</w:t>
-      </w:r>
-      <w:r>
-        <w:rPr>
-          <w:rFonts w:ascii="Times New Roman" w:hAnsi="Times New Roman" w:cs="Times New Roman"/>
-          <w:sz w:val="18"/>
-          <w:szCs w:val="18"/>
-        </w:rPr>
-        <w:t>:</w:t>
-      </w:r>
-    </w:p>
-    <w:p>
-      <w:pPr>
-        <w:ind w:firstLine="708"/>
-        <w:jc w:val="both"/>
-        <w:rPr>
-          <w:rFonts w:ascii="Times New Roman" w:eastAsia="Times New Roman" w:hAnsi="Times New Roman" w:cs="Times New Roman"/>
-          <w:color w:val="auto"/>
-          <w:sz w:val="18"/>
-          <w:szCs w:val="18"/>
-          <w:lang w:bidi="ar-SA"/>
-        </w:rPr>
-      </w:pPr>
-      <w:r>
-        <w:rPr>
-          <w:rFonts w:ascii="Times New Roman" w:eastAsia="Times New Roman" w:hAnsi="Times New Roman" w:cs="Times New Roman"/>
-          <w:color w:val="auto"/>
-          <w:sz w:val="18"/>
-          <w:szCs w:val="18"/>
-          <w:lang w:bidi="ar-SA"/>
-        </w:rPr>
-        <w:t>1) На следующие виды</w:t>
-      </w:r>
-      <w:r>
-        <w:rPr>
-          <w:rFonts w:ascii="Times New Roman" w:eastAsia="Times New Roman" w:hAnsi="Times New Roman" w:cs="Times New Roman"/>
-          <w:color w:val="auto"/>
-          <w:sz w:val="18"/>
-          <w:szCs w:val="18"/>
-          <w:lang w:bidi="ar-SA"/>
-        </w:rPr>
-        <w:t xml:space="preserve"> </w:t>
-      </w:r>
-      <w:r>
-        <w:rPr>
-          <w:rFonts w:ascii="Times New Roman" w:eastAsia="Times New Roman" w:hAnsi="Times New Roman" w:cs="Times New Roman"/>
-          <w:color w:val="auto"/>
-          <w:sz w:val="18"/>
-          <w:szCs w:val="18"/>
-          <w:lang w:bidi="ar-SA"/>
-        </w:rPr>
-        <w:t>медицинских вмешательств</w:t>
-      </w:r>
-      <w:r>
-        <w:rPr>
-          <w:rFonts w:ascii="Times New Roman" w:eastAsia="Times New Roman" w:hAnsi="Times New Roman" w:cs="Times New Roman"/>
-          <w:color w:val="auto"/>
-          <w:sz w:val="18"/>
-          <w:szCs w:val="18"/>
-          <w:lang w:bidi="ar-SA"/>
-        </w:rPr>
-        <w:t>:</w:t>
-      </w:r>
-    </w:p>
-    <w:tbl>
-      <w:tblPr>
-        <w:tblStyle w:val="a4"/>
-        <w:tblW w:w="10173" w:type="dxa"/>
-        <w:tblLook w:val="04A0" w:firstRow="1" w:lastRow="0" w:firstColumn="1" w:lastColumn="0" w:noHBand="0" w:noVBand="1"/>
-      </w:tblPr>
-      <w:tblGrid>
-        <w:gridCol w:w="534"/>
-        <w:gridCol w:w="9639"/>
-      </w:tblGrid>
-      <w:tr>
-        <w:tc>
-          <w:tcPr>
-            <w:tcW w:w="534" w:type="dxa"/>
-            <w:vAlign w:val="center"/>
-          </w:tcPr>
-          <w:p>
-            <w:pPr>
-              <w:jc w:val="center"/>
-              <w:rPr>
-                <w:rFonts w:ascii="Times New Roman" w:eastAsia="Times New Roman" w:hAnsi="Times New Roman" w:cs="Times New Roman"/>
-                <w:b/>
-                <w:color w:val="auto"/>
-                <w:sz w:val="18"/>
-                <w:szCs w:val="18"/>
-                <w:lang w:bidi="ar-SA"/>
-              </w:rPr>
-            </w:pPr>
-            <w:r>
-              <w:rPr>
-                <w:rFonts w:ascii="Times New Roman" w:eastAsia="Times New Roman" w:hAnsi="Times New Roman" w:cs="Times New Roman"/>
-                <w:b/>
-                <w:color w:val="auto"/>
-                <w:sz w:val="18"/>
-                <w:szCs w:val="18"/>
-                <w:lang w:bidi="ar-SA"/>
-              </w:rPr>
-              <w:t>№ п/п</w:t>
-            </w:r>
-          </w:p>
-        </w:tc>
-        <w:tc>
-          <w:tcPr>
-            <w:tcW w:w="9639" w:type="dxa"/>
-            <w:vAlign w:val="center"/>
-          </w:tcPr>
-          <w:p>
-            <w:pPr>
-              <w:jc w:val="center"/>
-              <w:rPr>
-                <w:rFonts w:ascii="Times New Roman" w:eastAsia="Times New Roman" w:hAnsi="Times New Roman" w:cs="Times New Roman"/>
-                <w:b/>
-                <w:color w:val="auto"/>
-                <w:sz w:val="18"/>
-                <w:szCs w:val="18"/>
-                <w:lang w:bidi="ar-SA"/>
-              </w:rPr>
-            </w:pPr>
-            <w:r>
-              <w:rPr>
-                <w:rFonts w:ascii="Times New Roman" w:eastAsia="Times New Roman" w:hAnsi="Times New Roman" w:cs="Times New Roman"/>
-                <w:b/>
-                <w:color w:val="auto"/>
-                <w:sz w:val="18"/>
-                <w:szCs w:val="18"/>
-                <w:lang w:bidi="ar-SA"/>
-              </w:rPr>
-              <w:t>Вид медицинского вмешательства</w:t>
-            </w:r>
-          </w:p>
-        </w:tc>
-      </w:tr>
-      <w:tr>
-        <w:tc>
-          <w:tcPr>
-            <w:tcW w:w="534" w:type="dxa"/>
-            <w:vAlign w:val="center"/>
-          </w:tcPr>
-          <w:p>
-            <w:pPr>
-              <w:jc w:val="center"/>
-              <w:rPr>
-                <w:rFonts w:ascii="Times New Roman" w:eastAsia="Times New Roman" w:hAnsi="Times New Roman" w:cs="Times New Roman"/>
-                <w:color w:val="auto"/>
-                <w:sz w:val="18"/>
-                <w:szCs w:val="18"/>
-                <w:lang w:bidi="ar-SA"/>
-              </w:rPr>
-            </w:pPr>
-            <w:r>
-              <w:rPr>
-                <w:rFonts w:ascii="Times New Roman" w:eastAsia="Times New Roman" w:hAnsi="Times New Roman" w:cs="Times New Roman"/>
-                <w:color w:val="auto"/>
-                <w:sz w:val="18"/>
-                <w:szCs w:val="18"/>
-                <w:lang w:bidi="ar-SA"/>
-              </w:rPr>
-              <w:t>1</w:t>
-            </w:r>
-          </w:p>
-        </w:tc>
-        <w:tc>
-          <w:tcPr>
-            <w:tcW w:w="9639" w:type="dxa"/>
-            <w:shd w:val="clear" w:color="auto" w:fill="FFFF00"/>
-            <w:vAlign w:val="center"/>
-          </w:tcPr>
-          <w:p>
-            <w:pPr>
-              <w:jc w:val="both"/>
-              <w:rPr>
-                <w:rFonts w:ascii="Times New Roman" w:eastAsia="Times New Roman" w:hAnsi="Times New Roman" w:cs="Times New Roman"/>
-                <w:color w:val="auto"/>
-                <w:sz w:val="18"/>
-                <w:szCs w:val="18"/>
-                <w:lang w:bidi="ar-SA"/>
-              </w:rPr>
-            </w:pPr>
-            <w:r>
-              <w:rPr>
-                <w:rFonts w:ascii="Times New Roman" w:eastAsia="Times New Roman" w:hAnsi="Times New Roman" w:cs="Times New Roman"/>
-                <w:color w:val="auto"/>
-                <w:sz w:val="18"/>
-                <w:szCs w:val="18"/>
-                <w:lang w:bidi="ar-SA"/>
-              </w:rPr>
-              <w:t>Подгружается список услуг из договора</w:t>
-            </w:r>
-          </w:p>
-        </w:tc>
-      </w:tr>
-      <w:tr>
-        <w:trPr>
-          <w:trHeight w:val="98"/>
-        </w:trPr>
-        <w:tc>
-          <w:tcPr>
-            <w:tcW w:w="534" w:type="dxa"/>
-            <w:vAlign w:val="center"/>
-          </w:tcPr>
-          <w:p>
-            <w:pPr>
-              <w:jc w:val="center"/>
-              <w:rPr>
-                <w:rFonts w:ascii="Times New Roman" w:hAnsi="Times New Roman" w:cs="Times New Roman"/>
-                <w:sz w:val="18"/>
-                <w:szCs w:val="18"/>
-              </w:rPr>
-            </w:pPr>
-            <w:r>
-              <w:rPr>
-                <w:rFonts w:ascii="Times New Roman" w:hAnsi="Times New Roman" w:cs="Times New Roman"/>
-                <w:sz w:val="18"/>
-                <w:szCs w:val="18"/>
-              </w:rPr>
-              <w:t>2</w:t>
-            </w:r>
-          </w:p>
-        </w:tc>
-        <w:tc>
-          <w:tcPr>
-            <w:tcW w:w="9639" w:type="dxa"/>
-            <w:vAlign w:val="center"/>
-          </w:tcPr>
-          <w:p>
-            <w:pPr>
-              <w:jc w:val="both"/>
-              <w:rPr>
-                <w:rFonts w:ascii="Times New Roman" w:hAnsi="Times New Roman" w:cs="Times New Roman"/>
-                <w:sz w:val="18"/>
-                <w:szCs w:val="18"/>
-              </w:rPr>
-            </w:pPr>
-          </w:p>
-        </w:tc>
-      </w:tr>
-      <w:tr>
-        <w:trPr>
-          <w:trHeight w:val="98"/>
-        </w:trPr>
-        <w:tc>
-          <w:tcPr>
-            <w:tcW w:w="534" w:type="dxa"/>
-            <w:vAlign w:val="center"/>
-          </w:tcPr>
-          <w:p>
-            <w:pPr>
-              <w:jc w:val="center"/>
-              <w:rPr>
-                <w:rFonts w:ascii="Times New Roman" w:hAnsi="Times New Roman" w:cs="Times New Roman"/>
-                <w:sz w:val="18"/>
-                <w:szCs w:val="18"/>
-              </w:rPr>
-            </w:pPr>
-            <w:r>
-              <w:rPr>
-                <w:rFonts w:ascii="Times New Roman" w:hAnsi="Times New Roman" w:cs="Times New Roman"/>
-                <w:sz w:val="18"/>
-                <w:szCs w:val="18"/>
-              </w:rPr>
-              <w:t>3</w:t>
-            </w:r>
-          </w:p>
-        </w:tc>
-        <w:tc>
-          <w:tcPr>
-            <w:tcW w:w="9639" w:type="dxa"/>
-            <w:vAlign w:val="center"/>
-          </w:tcPr>
-          <w:p>
-            <w:pPr>
-              <w:jc w:val="both"/>
-              <w:rPr>
-                <w:rFonts w:ascii="Times New Roman" w:hAnsi="Times New Roman" w:cs="Times New Roman"/>
-                <w:sz w:val="18"/>
-                <w:szCs w:val="18"/>
-              </w:rPr>
-            </w:pPr>
-          </w:p>
-        </w:tc>
-      </w:tr>
-      <w:tr>
-        <w:trPr>
-          <w:trHeight w:val="98"/>
-        </w:trPr>
-        <w:tc>
-          <w:tcPr>
-            <w:tcW w:w="534" w:type="dxa"/>
-            <w:vAlign w:val="center"/>
-          </w:tcPr>
-          <w:p>
-            <w:pPr>
-              <w:jc w:val="center"/>
-              <w:rPr>
-                <w:rFonts w:ascii="Times New Roman" w:hAnsi="Times New Roman" w:cs="Times New Roman"/>
-                <w:sz w:val="18"/>
-                <w:szCs w:val="18"/>
-              </w:rPr>
-            </w:pPr>
-            <w:r>
-              <w:rPr>
-                <w:rFonts w:ascii="Times New Roman" w:hAnsi="Times New Roman" w:cs="Times New Roman"/>
-                <w:sz w:val="18"/>
-                <w:szCs w:val="18"/>
-              </w:rPr>
-              <w:t>4</w:t>
-            </w:r>
-          </w:p>
-        </w:tc>
-        <w:tc>
-          <w:tcPr>
-            <w:tcW w:w="9639" w:type="dxa"/>
-            <w:vAlign w:val="center"/>
-          </w:tcPr>
-          <w:p>
-            <w:pPr>
-              <w:jc w:val="both"/>
-              <w:rPr>
-                <w:rFonts w:ascii="Times New Roman" w:hAnsi="Times New Roman" w:cs="Times New Roman"/>
-                <w:sz w:val="18"/>
-                <w:szCs w:val="18"/>
-              </w:rPr>
-            </w:pPr>
-          </w:p>
-        </w:tc>
-      </w:tr>
-      <w:tr>
-        <w:trPr>
-          <w:trHeight w:val="98"/>
-        </w:trPr>
-        <w:tc>
-          <w:tcPr>
-            <w:tcW w:w="534" w:type="dxa"/>
-            <w:vAlign w:val="center"/>
-          </w:tcPr>
-          <w:p>
-            <w:pPr>
-              <w:jc w:val="center"/>
-              <w:rPr>
-                <w:rFonts w:ascii="Times New Roman" w:hAnsi="Times New Roman" w:cs="Times New Roman"/>
-                <w:sz w:val="18"/>
-                <w:szCs w:val="18"/>
-              </w:rPr>
-            </w:pPr>
-            <w:r>
-              <w:rPr>
-                <w:rFonts w:ascii="Times New Roman" w:hAnsi="Times New Roman" w:cs="Times New Roman"/>
-                <w:sz w:val="18"/>
-                <w:szCs w:val="18"/>
-              </w:rPr>
-              <w:t>5</w:t>
-            </w:r>
-          </w:p>
-        </w:tc>
-        <w:tc>
-          <w:tcPr>
-            <w:tcW w:w="9639" w:type="dxa"/>
-            <w:vAlign w:val="center"/>
-          </w:tcPr>
-          <w:p>
-            <w:pPr>
-              <w:jc w:val="both"/>
-              <w:rPr>
-                <w:rFonts w:ascii="Times New Roman" w:hAnsi="Times New Roman" w:cs="Times New Roman"/>
-                <w:sz w:val="18"/>
-                <w:szCs w:val="18"/>
-              </w:rPr>
-            </w:pPr>
-          </w:p>
-        </w:tc>
-      </w:tr>
-      <w:tr>
-        <w:trPr>
-          <w:trHeight w:val="98"/>
-        </w:trPr>
-        <w:tc>
-          <w:tcPr>
-            <w:tcW w:w="534" w:type="dxa"/>
-            <w:vAlign w:val="center"/>
-          </w:tcPr>
-          <w:p>
-            <w:pPr>
-              <w:jc w:val="center"/>
-              <w:rPr>
-                <w:rFonts w:ascii="Times New Roman" w:hAnsi="Times New Roman" w:cs="Times New Roman"/>
-                <w:sz w:val="18"/>
-                <w:szCs w:val="18"/>
-              </w:rPr>
-            </w:pPr>
-            <w:r>
-              <w:rPr>
-                <w:rFonts w:ascii="Times New Roman" w:hAnsi="Times New Roman" w:cs="Times New Roman"/>
-                <w:sz w:val="18"/>
-                <w:szCs w:val="18"/>
-              </w:rPr>
-              <w:t>6</w:t>
-            </w:r>
-          </w:p>
-        </w:tc>
-        <w:tc>
-          <w:tcPr>
-            <w:tcW w:w="9639" w:type="dxa"/>
-            <w:vAlign w:val="center"/>
-          </w:tcPr>
-          <w:p>
-            <w:pPr>
-              <w:jc w:val="both"/>
-              <w:rPr>
-                <w:rFonts w:ascii="Times New Roman" w:hAnsi="Times New Roman" w:cs="Times New Roman"/>
-                <w:sz w:val="18"/>
-                <w:szCs w:val="18"/>
-              </w:rPr>
-            </w:pPr>
-          </w:p>
-        </w:tc>
-      </w:tr>
-      <w:tr>
-        <w:trPr>
-          <w:trHeight w:val="98"/>
-        </w:trPr>
-        <w:tc>
-          <w:tcPr>
-            <w:tcW w:w="534" w:type="dxa"/>
-            <w:vAlign w:val="center"/>
-          </w:tcPr>
-          <w:p>
-            <w:pPr>
-              <w:jc w:val="center"/>
-              <w:rPr>
-                <w:rFonts w:ascii="Times New Roman" w:hAnsi="Times New Roman" w:cs="Times New Roman"/>
-                <w:sz w:val="18"/>
-                <w:szCs w:val="18"/>
-              </w:rPr>
-            </w:pPr>
-            <w:r>
-              <w:rPr>
-                <w:rFonts w:ascii="Times New Roman" w:hAnsi="Times New Roman" w:cs="Times New Roman"/>
-                <w:sz w:val="18"/>
-                <w:szCs w:val="18"/>
-              </w:rPr>
-              <w:t>7</w:t>
-            </w:r>
-          </w:p>
-        </w:tc>
-        <w:tc>
-          <w:tcPr>
-            <w:tcW w:w="9639" w:type="dxa"/>
-            <w:vAlign w:val="center"/>
-          </w:tcPr>
-          <w:p>
-            <w:pPr>
-              <w:jc w:val="both"/>
-              <w:rPr>
-                <w:rFonts w:ascii="Times New Roman" w:hAnsi="Times New Roman" w:cs="Times New Roman"/>
-                <w:sz w:val="18"/>
-                <w:szCs w:val="18"/>
-              </w:rPr>
-            </w:pPr>
-          </w:p>
-        </w:tc>
-      </w:tr>
-    </w:tbl>
-    <w:p>
-      <w:pPr>
-        <w:pStyle w:val="HTML"/>
-        <w:rPr>
-          <w:rFonts w:ascii="Consolas" w:hAnsi="Consolas"/>
-          <w:color w:val="000000"/>
-          <w:sz w:val="18"/>
-          <w:szCs w:val="18"/>
         </w:rPr>
       </w:pPr>
       <w:r>
@@ -1398,33 +1025,12 @@
       </w:r>
       <w:r>
         <w:rPr>
-          <w:rFonts w:ascii="Consolas" w:hAnsi="Consolas"/>
-          <w:color w:val="000000"/>
+          <w:rFonts w:ascii="Times New Roman" w:hAnsi="Times New Roman" w:cs="Times New Roman"/>
           <w:sz w:val="18"/>
           <w:szCs w:val="18"/>
           <w:u w:val="single"/>
         </w:rPr>
-        <w:t>!</w:t>
-      </w:r>
-      <w:r>
-        <w:rPr>
-          <w:rFonts w:ascii="Consolas" w:hAnsi="Consolas"/>
-          <w:color w:val="000000"/>
-          <w:sz w:val="18"/>
-          <w:szCs w:val="18"/>
-          <w:u w:val="single"/>
-        </w:rPr>
-        <w:t>20</w:t>
-      </w:r>
-      <w:r>
-        <w:rPr>
-          <w:rFonts w:ascii="Consolas" w:hAnsi="Consolas"/>
-          <w:color w:val="000000"/>
-          <w:sz w:val="18"/>
-          <w:szCs w:val="18"/>
-          <w:u w:val="single"/>
-        </w:rPr>
-        <w:t>1!</w:t>
+        <w:t>!201!</w:t>
       </w:r>
     </w:p>
     <w:p>
@@ -1832,13 +1438,6 @@
           <w:szCs w:val="18"/>
         </w:rPr>
         <w:br/>
-      </w:r>
-      <w:r>
-        <w:rPr>
-          <w:sz w:val="18"/>
-          <w:szCs w:val="18"/>
-        </w:rPr>
-        <w:lastRenderedPageBreak/>
         <w:t>и компетенций, определенных Федеральным законом от 21</w:t>
       </w:r>
       <w:r>
@@ -1931,7 +1530,16 @@
           <w:szCs w:val="18"/>
           <w:lang w:bidi="ru-RU"/>
         </w:rPr>
-        <w:t xml:space="preserve"> право осуществлять любое действие (операцию) или совокупность действий (операций), совершаемых с использованием средств автоматизации или без использования таких средств с моими персональными данными (лица, законным представителем которого я являюсь), в том числе в электронном виде, включая сбор, запись, систематизацию, накопление, хранение, уточнение (обновление, изменение), извлечение, использование, передачу (предоставление, доступ), обезличивание, блокирование, удаление, уничтожение персональных данных.</w:t>
+        <w:t xml:space="preserve"> право осуществлять любое действие (операцию) или совокупность действий (операций), совершаемых с использованием средств автоматизации или без использования таких средств с моими персональными данными (лица, законным представителем которого я являюсь), в том числе в электронном виде, включая сбор, запись, </w:t>
+      </w:r>
+      <w:r>
+        <w:rPr>
+          <w:sz w:val="18"/>
+          <w:szCs w:val="18"/>
+          <w:lang w:bidi="ru-RU"/>
+        </w:rPr>
+        <w:lastRenderedPageBreak/>
+        <w:t>систематизацию, накопление, хранение, уточнение (обновление, изменение), извлечение, использование, передачу (предоставление, доступ), обезличивание, блокирование, удаление, уничтожение персональных данных.</w:t>
       </w:r>
     </w:p>
     <w:p>
@@ -2639,21 +2247,30 @@
           <w:sz w:val="18"/>
           <w:szCs w:val="18"/>
         </w:rPr>
-        <w:t xml:space="preserve"> (!</w:t>
-      </w:r>
-      <w:r>
-        <w:rPr>
-          <w:sz w:val="18"/>
-          <w:szCs w:val="18"/>
-        </w:rPr>
-        <w:t>102</w:t>
-      </w:r>
-      <w:r>
-        <w:rPr>
-          <w:sz w:val="18"/>
-          <w:szCs w:val="18"/>
-        </w:rPr>
-        <w:t>!)</w:t>
+        <w:t xml:space="preserve"> (</w:t>
+      </w:r>
+      <w:r>
+        <w:rPr>
+          <w:sz w:val="18"/>
+          <w:szCs w:val="18"/>
+        </w:rPr>
+        <w:t>!102!</w:t>
+      </w:r>
+      <w:bookmarkStart w:id="0" w:name="_GoBack"/>
+      <w:bookmarkEnd w:id="0"/>
+      <w:r>
+        <w:rPr>
+          <w:sz w:val="18"/>
+          <w:szCs w:val="18"/>
+        </w:rPr>
+        <w:t>)</w:t>
+      </w:r>
+      <w:r>
+        <w:rPr>
+          <w:sz w:val="18"/>
+          <w:szCs w:val="18"/>
+        </w:rPr>
+        <w:t xml:space="preserve"> </w:t>
       </w:r>
     </w:p>
     <w:p>
